--- a/CN/3) routing.docx
+++ b/CN/3) routing.docx
@@ -17,14 +17,21 @@
           <w:sz w:val="32"/>
           <w:szCs w:val="32"/>
         </w:rPr>
-        <w:t>3</w:t>
+        <w:t xml:space="preserve">Lab </w:t>
       </w:r>
       <w:r>
         <w:rPr>
           <w:sz w:val="32"/>
           <w:szCs w:val="32"/>
         </w:rPr>
-        <w:t>)</w:t>
+        <w:t>3</w:t>
+      </w:r>
+      <w:r>
+        <w:rPr>
+          <w:sz w:val="32"/>
+          <w:szCs w:val="32"/>
+        </w:rPr>
+        <w:t>:</w:t>
       </w:r>
       <w:r>
         <w:rPr>
@@ -178,6 +185,7 @@
     <w:p>
       <w:pPr>
         <w:pStyle w:val="Heading2"/>
+        <w:spacing w:after="0"/>
       </w:pPr>
       <w:r>
         <w:t>Static Routing</w:t>
@@ -202,13 +210,16 @@
         </w:rPr>
         <w:t>General Command:</w:t>
       </w:r>
-    </w:p>
-    <w:p>
-      <w:pPr>
-        <w:spacing w:line="278" w:lineRule="auto"/>
-      </w:pPr>
-      <w:r>
-        <w:t>ip route &lt;Destination Network&gt; &lt;Subnet Mask&gt; &lt;Next Hop IP&gt;</w:t>
+      <w:r>
+        <w:t xml:space="preserve"> </w:t>
+      </w:r>
+      <w:proofErr w:type="gramStart"/>
+      <w:r>
+        <w:t>ip</w:t>
+      </w:r>
+      <w:proofErr w:type="gramEnd"/>
+      <w:r>
+        <w:t xml:space="preserve"> route &lt;Destination Network&gt; &lt;Subnet Mask&gt; &lt;Next Hop IP&gt;</w:t>
       </w:r>
     </w:p>
     <w:p>
